--- a/uploads/actas/acta_devolucion_39568_.docx
+++ b/uploads/actas/acta_devolucion_39568_.docx
@@ -19,7 +19,7 @@
           </w:tcPr>
           <w:p>
             <w:r>
-              <w:t>Fecha: 29/05/2025</w:t>
+              <w:t>Fecha: 02/07/2025</w:t>
             </w:r>
           </w:p>
         </w:tc>
